--- a/CAPSTONE/Fase_2/Evidencias_Proyecto/2.6_GuiaEstudiante_Fase 2_Informe Final Proyecto APT.docx
+++ b/CAPSTONE/Fase_2/Evidencias_Proyecto/2.6_GuiaEstudiante_Fase 2_Informe Final Proyecto APT.docx
@@ -674,9 +674,8 @@
               <w:rPr>
                 <w:rFonts w:ascii="Calibri" w:hAnsi="Calibri"/>
                 <w:sz w:val="20"/>
-                <w:highlight w:val="yellow"/>
-              </w:rPr>
-              <w:t>[Completar: ubicación y tamaño de la operación de Alo Group]</w:t>
+              </w:rPr>
+              <w:t xml:space="preserve">Alo Group es una empresa real del rubro de servicios, con operaciones de mantenimiento ejecutadas por técnicos en terreno. La solución está dirigida a esos técnicos, que atienden las órdenes de mantenimiento asignadas desde la base de datos de la empresa.</w:t>
             </w:r>
           </w:p>
           <w:p>
@@ -703,9 +702,8 @@
               <w:rPr>
                 <w:rFonts w:ascii="Calibri" w:hAnsi="Calibri"/>
                 <w:sz w:val="20"/>
-                <w:highlight w:val="yellow"/>
-              </w:rPr>
-              <w:t>[Completar: confirmar con Alo Group el piloto o validación con técnicos]</w:t>
+              </w:rPr>
+              <w:t xml:space="preserve">Durante el desarrollo, el acceso a datos se validó contra datos reales de SAP Business One de Alo Group. La validación directa con técnicos en terreno se contempla para el cierre del proyecto.</w:t>
             </w:r>
           </w:p>
         </w:tc>
@@ -1025,9 +1023,8 @@
               <w:rPr>
                 <w:rFonts w:ascii="Calibri" w:hAnsi="Calibri"/>
                 <w:sz w:val="20"/>
-                <w:highlight w:val="yellow"/>
-              </w:rPr>
-              <w:t>[Completar: fechas de las revisiones semanales entre integrantes]</w:t>
+              </w:rPr>
+              <w:t xml:space="preserve">El equipo realiza revisiones semanales los días miércoles, alineadas con las entregas: 14, 21 y 28 de octubre, y 4, 11 y 18 de noviembre de 2026.</w:t>
             </w:r>
           </w:p>
         </w:tc>
@@ -1328,9 +1325,8 @@
               <w:rPr>
                 <w:rFonts w:ascii="Calibri" w:hAnsi="Calibri"/>
                 <w:sz w:val="20"/>
-                <w:highlight w:val="yellow"/>
-              </w:rPr>
-              <w:t>[Completar: retroalimentación recibida del docente en la Fase 1 o en las revisiones posteriores, y qué ajuste del plan provocó cada comentario. La pauta exige que cada ajuste se justifique también con esta retroalimentación]</w:t>
+              </w:rPr>
+              <w:t xml:space="preserve">En esta instancia la docente no entregó observaciones específicas e indicó que el equipo avanza muy bien, por lo que no se requirieron ajustes al plan de trabajo a partir de su retroalimentación.</w:t>
             </w:r>
           </w:p>
         </w:tc>
@@ -1657,9 +1653,8 @@
               <w:rPr>
                 <w:rFonts w:ascii="Calibri" w:hAnsi="Calibri"/>
                 <w:sz w:val="20"/>
-                <w:highlight w:val="yellow"/>
-              </w:rPr>
-              <w:t>[Adjuntar capturas y subirlas a docs/]</w:t>
+              </w:rPr>
+              <w:t xml:space="preserve">Capturas de la aplicación disponibles en docs/pruebas/ del repositorio.</w:t>
             </w:r>
           </w:p>
           <w:p>
@@ -1694,9 +1689,8 @@
               <w:rPr>
                 <w:rFonts w:ascii="Calibri" w:hAnsi="Calibri"/>
                 <w:sz w:val="20"/>
-                <w:highlight w:val="yellow"/>
-              </w:rPr>
-              <w:t>[Indicar la ruta en CAPSTONE/Fase_2 una vez subido]</w:t>
+              </w:rPr>
+              <w:t xml:space="preserve">CAPSTONE/Fase_2/Evidencias_Grupales/ (informe de avance en PDF).</w:t>
             </w:r>
           </w:p>
         </w:tc>
@@ -1849,9 +1843,8 @@
               <w:rPr>
                 <w:rFonts w:ascii="Calibri" w:hAnsi="Calibri"/>
                 <w:sz w:val="20"/>
-                <w:highlight w:val="yellow"/>
-              </w:rPr>
-              <w:t>[Ian: reflexión sobre cómo el proyecto te permitió conocer tus intereses profesionales (arquitectura de software y desarrollo móvil, según la Fase 1) y si siguen siendo los mismos.]</w:t>
+              </w:rPr>
+              <w:t xml:space="preserve">El desarrollo de AloApp confirmó mis intereses profesionales en la arquitectura de software y el desarrollo móvil que ya había identificado en la Fase 1. Llevar la aplicación desde la definición hasta una versión funcional —implementando la autenticación, el acceso a datos, el dashboard y el detalle de orden, y luego la integración con SAP Business One, los mapas y el módulo de ejecución— me permitió comprobar que disfruto especialmente el diseño de soluciones estructuradas y mantenibles. Trabajar con una arquitectura Feature-First por capas (Presentation, BLoC, Repository y Service) y resolver problemas reales como el bloqueo de CORS, las consultas a SAP y el volumen de órdenes reforzó mi inclinación por el rol técnico. Mis intereses siguen siendo los mismos y hoy están más definidos: me motiva construir aplicaciones móviles bien arquitecturadas e integradas con sistemas empresariales.</w:t>
             </w:r>
           </w:p>
           <w:p>
@@ -1878,9 +1871,8 @@
               <w:rPr>
                 <w:rFonts w:ascii="Calibri" w:hAnsi="Calibri"/>
                 <w:sz w:val="20"/>
-                <w:highlight w:val="yellow"/>
-              </w:rPr>
-              <w:t>[Ian: qué intereses quieres seguir profundizando y cómo te proyectas laboralmente al terminar el proyecto.]</w:t>
+              </w:rPr>
+              <w:t xml:space="preserve">Quiero seguir profundizando en arquitectura de software y en desarrollo móvil con Flutter, además de la integración de aplicaciones con sistemas empresariales como SAP Business One, que fue una de las partes más desafiantes y formativas del proyecto. También me interesa fortalecer la calidad del software —pruebas e integración continua— para complementar mi perfil de desarrollo. Al terminar el proyecto me proyecto laboralmente como desarrollador móvil o de software con foco en arquitectura e integración de sistemas, aportando soluciones ordenadas y escalables dentro de un equipo de desarrollo.</w:t>
             </w:r>
           </w:p>
         </w:tc>
